--- a/word/第0章/二审/复议表-宋声林.docx
+++ b/word/第0章/二审/复议表-宋声林.docx
@@ -393,7 +393,6 @@
                 <w:spacing w:val="0"/>
                 <w:sz w:val="21"/>
                 <w:szCs w:val="21"/>
-                <w:bdr w:val="none" w:color="auto" w:sz="0" w:space="0"/>
               </w:rPr>
               <w:t>软件工程</w:t>
             </w:r>
@@ -731,27 +730,27 @@
               <w:rPr>
                 <w:rFonts w:hint="eastAsia"/>
               </w:rPr>
-              <w:t xml:space="preserve">     </w:t>
-            </w:r>
-            <w:r>
-              <w:rPr>
-                <w:rFonts w:hint="eastAsia"/>
-                <w:lang w:val="en-US" w:eastAsia="zh-CN"/>
-              </w:rPr>
-              <w:t>2025</w:t>
-            </w:r>
-            <w:r>
-              <w:rPr>
-                <w:rFonts w:hint="eastAsia"/>
-              </w:rPr>
-              <w:t xml:space="preserve"> 年 </w:t>
-            </w:r>
-            <w:r>
-              <w:rPr>
-                <w:rFonts w:hint="eastAsia"/>
-                <w:lang w:val="en-US" w:eastAsia="zh-CN"/>
-              </w:rPr>
-              <w:t>5</w:t>
+              <w:t xml:space="preserve">      </w:t>
+            </w:r>
+            <w:r>
+              <w:rPr>
+                <w:rFonts w:hint="eastAsia"/>
+                <w:lang w:val="en-US" w:eastAsia="zh-CN"/>
+              </w:rPr>
+              <w:t xml:space="preserve">    </w:t>
+            </w:r>
+            <w:r>
+              <w:rPr>
+                <w:rFonts w:hint="eastAsia"/>
+              </w:rPr>
+              <w:t xml:space="preserve">年 </w:t>
+            </w:r>
+            <w:r>
+              <w:rPr>
+                <w:rFonts w:hint="eastAsia"/>
+                <w:lang w:val="en-US" w:eastAsia="zh-CN"/>
+              </w:rPr>
+              <w:t xml:space="preserve">   </w:t>
             </w:r>
             <w:r>
               <w:rPr>
@@ -764,8 +763,10 @@
                 <w:rFonts w:hint="eastAsia"/>
                 <w:lang w:val="en-US" w:eastAsia="zh-CN"/>
               </w:rPr>
-              <w:t>15</w:t>
-            </w:r>
+              <w:t xml:space="preserve">  </w:t>
+            </w:r>
+            <w:bookmarkStart w:id="1" w:name="_GoBack"/>
+            <w:bookmarkEnd w:id="1"/>
             <w:r>
               <w:rPr>
                 <w:rFonts w:hint="eastAsia"/>
@@ -883,20 +884,33 @@
                 <w:rFonts w:hint="eastAsia"/>
                 <w:lang w:val="en-US" w:eastAsia="zh-CN"/>
               </w:rPr>
-              <w:t xml:space="preserve">   2025</w:t>
-            </w:r>
-            <w:r>
-              <w:rPr>
-                <w:rFonts w:hint="eastAsia"/>
-              </w:rPr>
-              <w:t xml:space="preserve"> 年 </w:t>
-            </w:r>
-            <w:r>
-              <w:rPr>
-                <w:rFonts w:hint="eastAsia"/>
-                <w:lang w:val="en-US" w:eastAsia="zh-CN"/>
-              </w:rPr>
-              <w:t>5</w:t>
+              <w:t xml:space="preserve">   </w:t>
+            </w:r>
+            <w:r>
+              <w:rPr>
+                <w:rFonts w:hint="eastAsia"/>
+              </w:rPr>
+              <w:t xml:space="preserve"> </w:t>
+            </w:r>
+            <w:r>
+              <w:rPr>
+                <w:rFonts w:hint="eastAsia"/>
+                <w:lang w:val="en-US" w:eastAsia="zh-CN"/>
+              </w:rPr>
+              <w:t xml:space="preserve">    </w:t>
+            </w:r>
+            <w:r>
+              <w:rPr>
+                <w:rFonts w:hint="eastAsia"/>
+              </w:rPr>
+              <w:t xml:space="preserve">年 </w:t>
+            </w:r>
+            <w:r>
+              <w:rPr>
+                <w:rFonts w:hint="eastAsia"/>
+                <w:lang w:val="en-US" w:eastAsia="zh-CN"/>
+              </w:rPr>
+              <w:t xml:space="preserve">    </w:t>
             </w:r>
             <w:r>
               <w:rPr>
@@ -909,7 +923,7 @@
                 <w:rFonts w:hint="eastAsia"/>
                 <w:lang w:val="en-US" w:eastAsia="zh-CN"/>
               </w:rPr>
-              <w:t>15</w:t>
+              <w:t xml:space="preserve">  </w:t>
             </w:r>
             <w:r>
               <w:rPr>
